--- a/pr-preview/pr-169/model-validation-handout.docx
+++ b/pr-preview/pr-169/model-validation-handout.docx
@@ -15,7 +15,7 @@
         <w:pStyle w:val="Date"/>
       </w:pPr>
       <w:r>
-        <w:t xml:space="preserve">Last modified: 2026-10-14 18:19:44 (PDT)</w:t>
+        <w:t xml:space="preserve">Last modified: 2026-10-14 19:15:41 (PDT)</w:t>
       </w:r>
     </w:p>
     <w:bookmarkStart w:id="38" w:name="sec-prediction-rules"/>
@@ -1528,7 +1528,10 @@
           </m:e>
           <m:sub>
             <m:r>
-              <m:t>0</m:t>
+              <m:rPr>
+                <m:sty m:val="p"/>
+              </m:rPr>
+              <m:t>*</m:t>
             </m:r>
           </m:sub>
         </m:sSub>
@@ -1546,7 +1549,10 @@
           </m:e>
           <m:sub>
             <m:r>
-              <m:t>0</m:t>
+              <m:rPr>
+                <m:sty m:val="p"/>
+              </m:rPr>
+              <m:t>*</m:t>
             </m:r>
           </m:sub>
         </m:sSub>
@@ -1744,7 +1750,10 @@
                         </m:e>
                         <m:sub>
                           <m:r>
-                            <m:t>0</m:t>
+                            <m:rPr>
+                              <m:sty m:val="p"/>
+                            </m:rPr>
+                            <m:t>*</m:t>
                           </m:r>
                         </m:sub>
                       </m:sSub>
@@ -1768,7 +1777,10 @@
                         </m:e>
                         <m:sub>
                           <m:r>
-                            <m:t>0</m:t>
+                            <m:rPr>
+                              <m:sty m:val="p"/>
+                            </m:rPr>
+                            <m:t>*</m:t>
                           </m:r>
                         </m:sub>
                       </m:sSub>
@@ -2202,7 +2214,10 @@
                 </m:e>
                 <m:sub>
                   <m:r>
-                    <m:t>0</m:t>
+                    <m:rPr>
+                      <m:sty m:val="p"/>
+                    </m:rPr>
+                    <m:t>*</m:t>
                   </m:r>
                   <m:r>
                     <m:rPr>
@@ -2229,7 +2244,10 @@
                 </m:e>
                 <m:sub>
                   <m:r>
-                    <m:t>0</m:t>
+                    <m:rPr>
+                      <m:sty m:val="p"/>
+                    </m:rPr>
+                    <m:t>*</m:t>
                   </m:r>
                   <m:r>
                     <m:rPr>
@@ -2280,7 +2298,10 @@
                 </m:e>
                 <m:sub>
                   <m:r>
-                    <m:t>0</m:t>
+                    <m:rPr>
+                      <m:sty m:val="p"/>
+                    </m:rPr>
+                    <m:t>*</m:t>
                   </m:r>
                   <m:r>
                     <m:rPr>
@@ -2307,7 +2328,10 @@
                 </m:e>
                 <m:sub>
                   <m:r>
-                    <m:t>0</m:t>
+                    <m:rPr>
+                      <m:sty m:val="p"/>
+                    </m:rPr>
+                    <m:t>*</m:t>
                   </m:r>
                   <m:r>
                     <m:rPr>
@@ -5045,7 +5069,10 @@
           </m:e>
           <m:sub>
             <m:r>
-              <m:t>0</m:t>
+              <m:rPr>
+                <m:sty m:val="p"/>
+              </m:rPr>
+              <m:t>*</m:t>
             </m:r>
           </m:sub>
         </m:sSub>
@@ -5063,7 +5090,10 @@
           </m:e>
           <m:sub>
             <m:r>
-              <m:t>0</m:t>
+              <m:rPr>
+                <m:sty m:val="p"/>
+              </m:rPr>
+              <m:t>*</m:t>
             </m:r>
           </m:sub>
         </m:sSub>
@@ -5362,7 +5392,10 @@
           </m:e>
           <m:sub>
             <m:r>
-              <m:t>0</m:t>
+              <m:rPr>
+                <m:sty m:val="p"/>
+              </m:rPr>
+              <m:t>*</m:t>
             </m:r>
           </m:sub>
         </m:sSub>
@@ -5380,7 +5413,10 @@
           </m:e>
           <m:sub>
             <m:r>
-              <m:t>0</m:t>
+              <m:rPr>
+                <m:sty m:val="p"/>
+              </m:rPr>
+              <m:t>*</m:t>
             </m:r>
           </m:sub>
         </m:sSub>
@@ -5510,7 +5546,10 @@
                         </m:e>
                         <m:sub>
                           <m:r>
-                            <m:t>0</m:t>
+                            <m:rPr>
+                              <m:sty m:val="p"/>
+                            </m:rPr>
+                            <m:t>*</m:t>
                           </m:r>
                         </m:sub>
                       </m:sSub>
@@ -5534,7 +5573,10 @@
                         </m:e>
                         <m:sub>
                           <m:r>
-                            <m:t>0</m:t>
+                            <m:rPr>
+                              <m:sty m:val="p"/>
+                            </m:rPr>
+                            <m:t>*</m:t>
                           </m:r>
                         </m:sub>
                       </m:sSub>
@@ -5645,7 +5687,10 @@
           </m:e>
           <m:sub>
             <m:r>
-              <m:t>0</m:t>
+              <m:rPr>
+                <m:sty m:val="p"/>
+              </m:rPr>
+              <m:t>*</m:t>
             </m:r>
           </m:sub>
         </m:sSub>
@@ -5663,7 +5708,10 @@
           </m:e>
           <m:sub>
             <m:r>
-              <m:t>0</m:t>
+              <m:rPr>
+                <m:sty m:val="p"/>
+              </m:rPr>
+              <m:t>*</m:t>
             </m:r>
           </m:sub>
         </m:sSub>
@@ -6932,7 +6980,10 @@
           </m:e>
           <m:sub>
             <m:r>
-              <m:t>0</m:t>
+              <m:rPr>
+                <m:sty m:val="p"/>
+              </m:rPr>
+              <m:t>*</m:t>
             </m:r>
           </m:sub>
         </m:sSub>
@@ -6955,7 +7006,10 @@
           </m:e>
           <m:sub>
             <m:r>
-              <m:t>0</m:t>
+              <m:rPr>
+                <m:sty m:val="p"/>
+              </m:rPr>
+              <m:t>*</m:t>
             </m:r>
           </m:sub>
         </m:sSub>
@@ -7058,7 +7112,10 @@
           </m:e>
           <m:sub>
             <m:r>
-              <m:t>0</m:t>
+              <m:rPr>
+                <m:sty m:val="p"/>
+              </m:rPr>
+              <m:t>*</m:t>
             </m:r>
           </m:sub>
         </m:sSub>
@@ -7076,7 +7133,10 @@
           </m:e>
           <m:sub>
             <m:r>
-              <m:t>0</m:t>
+              <m:rPr>
+                <m:sty m:val="p"/>
+              </m:rPr>
+              <m:t>*</m:t>
             </m:r>
           </m:sub>
         </m:sSub>
@@ -7108,7 +7168,10 @@
           </m:e>
           <m:sub>
             <m:r>
-              <m:t>0</m:t>
+              <m:rPr>
+                <m:sty m:val="p"/>
+              </m:rPr>
+              <m:t>*</m:t>
             </m:r>
           </m:sub>
         </m:sSub>
@@ -7277,7 +7340,10 @@
                         </m:e>
                         <m:sub>
                           <m:r>
-                            <m:t>0</m:t>
+                            <m:rPr>
+                              <m:sty m:val="p"/>
+                            </m:rPr>
+                            <m:t>*</m:t>
                           </m:r>
                         </m:sub>
                       </m:sSub>
@@ -7307,7 +7373,10 @@
                 </m:e>
                 <m:sub>
                   <m:r>
-                    <m:t>0</m:t>
+                    <m:rPr>
+                      <m:sty m:val="p"/>
+                    </m:rPr>
+                    <m:t>*</m:t>
                   </m:r>
                 </m:sub>
               </m:sSub>
@@ -7643,7 +7712,10 @@
           </m:e>
           <m:sub>
             <m:r>
-              <m:t>0</m:t>
+              <m:rPr>
+                <m:sty m:val="p"/>
+              </m:rPr>
+              <m:t>*</m:t>
             </m:r>
           </m:sub>
         </m:sSub>
@@ -7661,7 +7733,10 @@
           </m:e>
           <m:sub>
             <m:r>
-              <m:t>0</m:t>
+              <m:rPr>
+                <m:sty m:val="p"/>
+              </m:rPr>
+              <m:t>*</m:t>
             </m:r>
           </m:sub>
         </m:sSub>
@@ -7738,7 +7813,10 @@
           </m:e>
           <m:sub>
             <m:r>
-              <m:t>0</m:t>
+              <m:rPr>
+                <m:sty m:val="p"/>
+              </m:rPr>
+              <m:t>*</m:t>
             </m:r>
           </m:sub>
         </m:sSub>
@@ -7852,7 +7930,10 @@
                     </m:e>
                     <m:sub>
                       <m:r>
-                        <m:t>0</m:t>
+                        <m:rPr>
+                          <m:sty m:val="p"/>
+                        </m:rPr>
+                        <m:t>*</m:t>
                       </m:r>
                     </m:sub>
                   </m:sSub>
@@ -8106,7 +8187,10 @@
                                 </m:e>
                                 <m:sub>
                                   <m:r>
-                                    <m:t>0</m:t>
+                                    <m:rPr>
+                                      <m:sty m:val="p"/>
+                                    </m:rPr>
+                                    <m:t>*</m:t>
                                   </m:r>
                                 </m:sub>
                               </m:sSub>
@@ -8130,7 +8214,10 @@
                                 </m:e>
                                 <m:sub>
                                   <m:r>
-                                    <m:t>0</m:t>
+                                    <m:rPr>
+                                      <m:sty m:val="p"/>
+                                    </m:rPr>
+                                    <m:t>*</m:t>
                                   </m:r>
                                 </m:sub>
                               </m:sSub>
@@ -8278,7 +8365,10 @@
                                     </m:e>
                                     <m:sub>
                                       <m:r>
-                                        <m:t>0</m:t>
+                                        <m:rPr>
+                                          <m:sty m:val="p"/>
+                                        </m:rPr>
+                                        <m:t>*</m:t>
                                       </m:r>
                                     </m:sub>
                                   </m:sSub>
@@ -8327,7 +8417,10 @@
                                 </m:e>
                                 <m:sub>
                                   <m:r>
-                                    <m:t>0</m:t>
+                                    <m:rPr>
+                                      <m:sty m:val="p"/>
+                                    </m:rPr>
+                                    <m:t>*</m:t>
                                   </m:r>
                                 </m:sub>
                               </m:sSub>
@@ -8458,7 +8551,10 @@
                                 </m:e>
                                 <m:sub>
                                   <m:r>
-                                    <m:t>0</m:t>
+                                    <m:rPr>
+                                      <m:sty m:val="p"/>
+                                    </m:rPr>
+                                    <m:t>*</m:t>
                                   </m:r>
                                 </m:sub>
                               </m:sSub>
@@ -8507,7 +8603,10 @@
                             </m:e>
                             <m:sub>
                               <m:r>
-                                <m:t>0</m:t>
+                                <m:rPr>
+                                  <m:sty m:val="p"/>
+                                </m:rPr>
+                                <m:t>*</m:t>
                               </m:r>
                             </m:sub>
                           </m:sSub>
@@ -8624,7 +8723,10 @@
                                     </m:e>
                                     <m:sub>
                                       <m:r>
-                                        <m:t>0</m:t>
+                                        <m:rPr>
+                                          <m:sty m:val="p"/>
+                                        </m:rPr>
+                                        <m:t>*</m:t>
                                       </m:r>
                                     </m:sub>
                                   </m:sSub>
@@ -8673,7 +8775,10 @@
                                 </m:e>
                                 <m:sub>
                                   <m:r>
-                                    <m:t>0</m:t>
+                                    <m:rPr>
+                                      <m:sty m:val="p"/>
+                                    </m:rPr>
+                                    <m:t>*</m:t>
                                   </m:r>
                                 </m:sub>
                               </m:sSub>
@@ -8703,7 +8808,10 @@
                         </m:e>
                         <m:sub>
                           <m:r>
-                            <m:t>0</m:t>
+                            <m:rPr>
+                              <m:sty m:val="p"/>
+                            </m:rPr>
+                            <m:t>*</m:t>
                           </m:r>
                         </m:sub>
                       </m:sSub>
@@ -8800,7 +8908,10 @@
                         </m:e>
                         <m:sub>
                           <m:r>
-                            <m:t>0</m:t>
+                            <m:rPr>
+                              <m:sty m:val="p"/>
+                            </m:rPr>
+                            <m:t>*</m:t>
                           </m:r>
                         </m:sub>
                       </m:sSub>
@@ -8956,7 +9067,10 @@
           </m:e>
           <m:sub>
             <m:r>
-              <m:t>0</m:t>
+              <m:rPr>
+                <m:sty m:val="p"/>
+              </m:rPr>
+              <m:t>*</m:t>
             </m:r>
           </m:sub>
         </m:sSub>
@@ -8994,7 +9108,10 @@
               </m:e>
               <m:sub>
                 <m:r>
-                  <m:t>0</m:t>
+                  <m:rPr>
+                    <m:sty m:val="p"/>
+                  </m:rPr>
+                  <m:t>*</m:t>
                 </m:r>
               </m:sub>
             </m:sSub>
@@ -9114,7 +9231,10 @@
           </m:e>
           <m:sub>
             <m:r>
-              <m:t>0</m:t>
+              <m:rPr>
+                <m:sty m:val="p"/>
+              </m:rPr>
+              <m:t>*</m:t>
             </m:r>
           </m:sub>
         </m:sSub>
@@ -9177,7 +9297,10 @@
           </m:e>
           <m:sub>
             <m:r>
-              <m:t>0</m:t>
+              <m:rPr>
+                <m:sty m:val="p"/>
+              </m:rPr>
+              <m:t>*</m:t>
             </m:r>
           </m:sub>
         </m:sSub>
@@ -9195,7 +9318,10 @@
           </m:e>
           <m:sub>
             <m:r>
-              <m:t>0</m:t>
+              <m:rPr>
+                <m:sty m:val="p"/>
+              </m:rPr>
+              <m:t>*</m:t>
             </m:r>
           </m:sub>
         </m:sSub>
@@ -9227,7 +9353,10 @@
           </m:e>
           <m:sub>
             <m:r>
-              <m:t>0</m:t>
+              <m:rPr>
+                <m:sty m:val="p"/>
+              </m:rPr>
+              <m:t>*</m:t>
             </m:r>
           </m:sub>
         </m:sSub>
@@ -9378,7 +9507,10 @@
           </m:e>
           <m:sub>
             <m:r>
-              <m:t>0</m:t>
+              <m:rPr>
+                <m:sty m:val="p"/>
+              </m:rPr>
+              <m:t>*</m:t>
             </m:r>
           </m:sub>
         </m:sSub>
@@ -9396,7 +9528,10 @@
           </m:e>
           <m:sub>
             <m:r>
-              <m:t>0</m:t>
+              <m:rPr>
+                <m:sty m:val="p"/>
+              </m:rPr>
+              <m:t>*</m:t>
             </m:r>
           </m:sub>
         </m:sSub>
@@ -9498,7 +9633,10 @@
           </m:e>
           <m:sub>
             <m:r>
-              <m:t>0</m:t>
+              <m:rPr>
+                <m:sty m:val="p"/>
+              </m:rPr>
+              <m:t>*</m:t>
             </m:r>
           </m:sub>
         </m:sSub>
@@ -9613,7 +9751,10 @@
                     </m:e>
                     <m:sub>
                       <m:r>
-                        <m:t>0</m:t>
+                        <m:rPr>
+                          <m:sty m:val="p"/>
+                        </m:rPr>
+                        <m:t>*</m:t>
                       </m:r>
                     </m:sub>
                   </m:sSub>
@@ -10932,7 +11073,10 @@
           </m:e>
           <m:sub>
             <m:r>
-              <m:t>0</m:t>
+              <m:rPr>
+                <m:sty m:val="p"/>
+              </m:rPr>
+              <m:t>*</m:t>
             </m:r>
           </m:sub>
         </m:sSub>
@@ -11142,7 +11286,10 @@
               </m:e>
               <m:sub>
                 <m:r>
-                  <m:t>0</m:t>
+                  <m:rPr>
+                    <m:sty m:val="p"/>
+                  </m:rPr>
+                  <m:t>*</m:t>
                 </m:r>
               </m:sub>
             </m:sSub>
@@ -11773,7 +11920,10 @@
           </m:e>
           <m:sub>
             <m:r>
-              <m:t>0</m:t>
+              <m:rPr>
+                <m:sty m:val="p"/>
+              </m:rPr>
+              <m:t>*</m:t>
             </m:r>
           </m:sub>
         </m:sSub>
@@ -11808,7 +11958,10 @@
           </m:e>
           <m:sub>
             <m:r>
-              <m:t>0</m:t>
+              <m:rPr>
+                <m:sty m:val="p"/>
+              </m:rPr>
+              <m:t>*</m:t>
             </m:r>
           </m:sub>
         </m:sSub>
@@ -11929,7 +12082,10 @@
           </m:e>
           <m:sub>
             <m:r>
-              <m:t>0</m:t>
+              <m:rPr>
+                <m:sty m:val="p"/>
+              </m:rPr>
+              <m:t>*</m:t>
             </m:r>
           </m:sub>
         </m:sSub>
@@ -12726,7 +12882,10 @@
           </m:e>
           <m:sub>
             <m:r>
-              <m:t>0</m:t>
+              <m:rPr>
+                <m:sty m:val="p"/>
+              </m:rPr>
+              <m:t>*</m:t>
             </m:r>
           </m:sub>
         </m:sSub>
@@ -12857,7 +13016,10 @@
           </m:e>
           <m:sub>
             <m:r>
-              <m:t>0</m:t>
+              <m:rPr>
+                <m:sty m:val="p"/>
+              </m:rPr>
+              <m:t>*</m:t>
             </m:r>
           </m:sub>
         </m:sSub>
@@ -13057,7 +13219,10 @@
                 </m:e>
                 <m:sub>
                   <m:r>
-                    <m:t>0</m:t>
+                    <m:rPr>
+                      <m:sty m:val="p"/>
+                    </m:rPr>
+                    <m:t>*</m:t>
                   </m:r>
                 </m:sub>
               </m:sSub>
@@ -13242,7 +13407,10 @@
                 </m:e>
                 <m:sub>
                   <m:r>
-                    <m:t>0</m:t>
+                    <m:rPr>
+                      <m:sty m:val="p"/>
+                    </m:rPr>
+                    <m:t>*</m:t>
                   </m:r>
                 </m:sub>
               </m:sSub>
@@ -13523,7 +13691,10 @@
           </m:e>
           <m:sub>
             <m:r>
-              <m:t>0</m:t>
+              <m:rPr>
+                <m:sty m:val="p"/>
+              </m:rPr>
+              <m:t>*</m:t>
             </m:r>
           </m:sub>
         </m:sSub>
@@ -13558,7 +13729,10 @@
           </m:e>
           <m:sub>
             <m:r>
-              <m:t>0</m:t>
+              <m:rPr>
+                <m:sty m:val="p"/>
+              </m:rPr>
+              <m:t>*</m:t>
             </m:r>
           </m:sub>
         </m:sSub>
@@ -13760,7 +13934,10 @@
                     </m:e>
                     <m:sub>
                       <m:r>
-                        <m:t>0</m:t>
+                        <m:rPr>
+                          <m:sty m:val="p"/>
+                        </m:rPr>
+                        <m:t>*</m:t>
                       </m:r>
                     </m:sub>
                   </m:sSub>
@@ -17908,7 +18085,10 @@
           </m:e>
           <m:sub>
             <m:r>
-              <m:t>0</m:t>
+              <m:rPr>
+                <m:sty m:val="p"/>
+              </m:rPr>
+              <m:t>*</m:t>
             </m:r>
           </m:sub>
         </m:sSub>
@@ -20655,7 +20835,10 @@
           </m:e>
           <m:sub>
             <m:r>
-              <m:t>0</m:t>
+              <m:rPr>
+                <m:sty m:val="p"/>
+              </m:rPr>
+              <m:t>*</m:t>
             </m:r>
             <m:r>
               <m:rPr>
@@ -20682,7 +20865,10 @@
           </m:e>
           <m:sub>
             <m:r>
-              <m:t>0</m:t>
+              <m:rPr>
+                <m:sty m:val="p"/>
+              </m:rPr>
+              <m:t>*</m:t>
             </m:r>
             <m:r>
               <m:rPr>
@@ -20733,7 +20919,10 @@
           </m:e>
           <m:sub>
             <m:r>
-              <m:t>0</m:t>
+              <m:rPr>
+                <m:sty m:val="p"/>
+              </m:rPr>
+              <m:t>*</m:t>
             </m:r>
             <m:r>
               <m:rPr>
@@ -20760,7 +20949,10 @@
           </m:e>
           <m:sub>
             <m:r>
-              <m:t>0</m:t>
+              <m:rPr>
+                <m:sty m:val="p"/>
+              </m:rPr>
+              <m:t>*</m:t>
             </m:r>
             <m:r>
               <m:rPr>
@@ -20804,7 +20996,10 @@
           </m:e>
           <m:sub>
             <m:r>
-              <m:t>0</m:t>
+              <m:rPr>
+                <m:sty m:val="p"/>
+              </m:rPr>
+              <m:t>*</m:t>
             </m:r>
           </m:sub>
         </m:sSub>
@@ -20822,7 +21017,10 @@
           </m:e>
           <m:sub>
             <m:r>
-              <m:t>0</m:t>
+              <m:rPr>
+                <m:sty m:val="p"/>
+              </m:rPr>
+              <m:t>*</m:t>
             </m:r>
           </m:sub>
         </m:sSub>
@@ -21094,7 +21292,10 @@
                         </m:e>
                         <m:sub>
                           <m:r>
-                            <m:t>0</m:t>
+                            <m:rPr>
+                              <m:sty m:val="p"/>
+                            </m:rPr>
+                            <m:t>*</m:t>
                           </m:r>
                           <m:r>
                             <m:rPr>
@@ -21127,7 +21328,10 @@
                         </m:e>
                         <m:sub>
                           <m:r>
-                            <m:t>0</m:t>
+                            <m:rPr>
+                              <m:sty m:val="p"/>
+                            </m:rPr>
+                            <m:t>*</m:t>
                           </m:r>
                           <m:r>
                             <m:rPr>
@@ -21322,7 +21526,10 @@
           </m:e>
           <m:sub>
             <m:r>
-              <m:t>0</m:t>
+              <m:rPr>
+                <m:sty m:val="p"/>
+              </m:rPr>
+              <m:t>*</m:t>
             </m:r>
           </m:sub>
         </m:sSub>
@@ -21340,7 +21547,10 @@
           </m:e>
           <m:sub>
             <m:r>
-              <m:t>0</m:t>
+              <m:rPr>
+                <m:sty m:val="p"/>
+              </m:rPr>
+              <m:t>*</m:t>
             </m:r>
           </m:sub>
         </m:sSub>
@@ -21449,7 +21659,10 @@
                       </m:e>
                       <m:sub>
                         <m:r>
-                          <m:t>0</m:t>
+                          <m:rPr>
+                            <m:sty m:val="p"/>
+                          </m:rPr>
+                          <m:t>*</m:t>
                         </m:r>
                         <m:r>
                           <m:rPr>
@@ -21482,7 +21695,10 @@
                       </m:e>
                       <m:sub>
                         <m:r>
-                          <m:t>0</m:t>
+                          <m:rPr>
+                            <m:sty m:val="p"/>
+                          </m:rPr>
+                          <m:t>*</m:t>
                         </m:r>
                         <m:r>
                           <m:rPr>
@@ -21716,7 +21932,10 @@
                             </m:e>
                             <m:sub>
                               <m:r>
-                                <m:t>0</m:t>
+                                <m:rPr>
+                                  <m:sty m:val="p"/>
+                                </m:rPr>
+                                <m:t>*</m:t>
                               </m:r>
                               <m:r>
                                 <m:rPr>
@@ -21749,7 +21968,10 @@
                             </m:e>
                             <m:sub>
                               <m:r>
-                                <m:t>0</m:t>
+                                <m:rPr>
+                                  <m:sty m:val="p"/>
+                                </m:rPr>
+                                <m:t>*</m:t>
                               </m:r>
                               <m:r>
                                 <m:rPr>
@@ -21917,7 +22139,10 @@
                             </m:e>
                             <m:sub>
                               <m:r>
-                                <m:t>0</m:t>
+                                <m:rPr>
+                                  <m:sty m:val="p"/>
+                                </m:rPr>
+                                <m:t>*</m:t>
                               </m:r>
                               <m:r>
                                 <m:rPr>
@@ -21950,7 +22175,10 @@
                             </m:e>
                             <m:sub>
                               <m:r>
-                                <m:t>0</m:t>
+                                <m:rPr>
+                                  <m:sty m:val="p"/>
+                                </m:rPr>
+                                <m:t>*</m:t>
                               </m:r>
                               <m:r>
                                 <m:rPr>
@@ -22150,7 +22378,10 @@
                             </m:e>
                             <m:sub>
                               <m:r>
-                                <m:t>0</m:t>
+                                <m:rPr>
+                                  <m:sty m:val="p"/>
+                                </m:rPr>
+                                <m:t>*</m:t>
                               </m:r>
                               <m:r>
                                 <m:rPr>
@@ -22183,7 +22414,10 @@
                             </m:e>
                             <m:sub>
                               <m:r>
-                                <m:t>0</m:t>
+                                <m:rPr>
+                                  <m:sty m:val="p"/>
+                                </m:rPr>
+                                <m:t>*</m:t>
                               </m:r>
                               <m:r>
                                 <m:rPr>
@@ -22942,7 +23176,10 @@
           </m:e>
           <m:sub>
             <m:r>
-              <m:t>0</m:t>
+              <m:rPr>
+                <m:sty m:val="p"/>
+              </m:rPr>
+              <m:t>*</m:t>
             </m:r>
             <m:r>
               <m:rPr>
@@ -22969,7 +23206,10 @@
           </m:e>
           <m:sub>
             <m:r>
-              <m:t>0</m:t>
+              <m:rPr>
+                <m:sty m:val="p"/>
+              </m:rPr>
+              <m:t>*</m:t>
             </m:r>
             <m:r>
               <m:rPr>
@@ -23020,7 +23260,10 @@
           </m:e>
           <m:sub>
             <m:r>
-              <m:t>0</m:t>
+              <m:rPr>
+                <m:sty m:val="p"/>
+              </m:rPr>
+              <m:t>*</m:t>
             </m:r>
             <m:r>
               <m:rPr>
@@ -23047,7 +23290,10 @@
           </m:e>
           <m:sub>
             <m:r>
-              <m:t>0</m:t>
+              <m:rPr>
+                <m:sty m:val="p"/>
+              </m:rPr>
+              <m:t>*</m:t>
             </m:r>
             <m:r>
               <m:rPr>
@@ -23091,7 +23337,10 @@
           </m:e>
           <m:sub>
             <m:r>
-              <m:t>0</m:t>
+              <m:rPr>
+                <m:sty m:val="p"/>
+              </m:rPr>
+              <m:t>*</m:t>
             </m:r>
           </m:sub>
         </m:sSub>
@@ -23109,7 +23358,10 @@
           </m:e>
           <m:sub>
             <m:r>
-              <m:t>0</m:t>
+              <m:rPr>
+                <m:sty m:val="p"/>
+              </m:rPr>
+              <m:t>*</m:t>
             </m:r>
           </m:sub>
         </m:sSub>
@@ -23342,7 +23594,10 @@
                         </m:e>
                         <m:sub>
                           <m:r>
-                            <m:t>0</m:t>
+                            <m:rPr>
+                              <m:sty m:val="p"/>
+                            </m:rPr>
+                            <m:t>*</m:t>
                           </m:r>
                           <m:r>
                             <m:rPr>
@@ -23375,7 +23630,10 @@
                         </m:e>
                         <m:sub>
                           <m:r>
-                            <m:t>0</m:t>
+                            <m:rPr>
+                              <m:sty m:val="p"/>
+                            </m:rPr>
+                            <m:t>*</m:t>
                           </m:r>
                           <m:r>
                             <m:rPr>
@@ -52247,7 +52505,7 @@
         <w:rPr>
           <w:rStyle w:val="CommentTok"/>
         </w:rPr>
-        <w:t xml:space="preserve">#&gt;    7.10543e-15    2.00000e+00</w:t>
+        <w:t xml:space="preserve">#&gt;    8.88178e-15    2.00000e+00</w:t>
       </w:r>
     </w:p>
     <w:p>
@@ -52255,7 +52513,7 @@
         <w:pStyle w:val="FirstParagraph"/>
       </w:pPr>
       <w:r>
-        <w:t xml:space="preserve">The two columns differ by at most 7.1e-15,</w:t>
+        <w:t xml:space="preserve">The two columns differ by at most 8.9e-15,</w:t>
       </w:r>
       <w:r>
         <w:t xml:space="preserve"> </w:t>
